--- a/src/Parchment.Tests/Docx/StringListTests.TopLevelEnumerableStringRendersAsBulletList.verified.docx
+++ b/src/Parchment.Tests/Docx/StringListTests.TopLevelEnumerableStringRendersAsBulletList.verified.docx
@@ -101,6 +101,72 @@
         <p2:rFonts p2:hint="default" p2:ascii="Wingdings" p2:hAnsi="Wingdings"/>
       </p2:rPr>
     </p2:lvl>
+    <p2:lvl p2:ilvl="3">
+      <p2:numFmt p2:val="bullet"/>
+      <p2:lvlText p2:val=""/>
+      <p2:lvlJc p2:val="left"/>
+      <p2:pPr>
+        <p2:ind p2:left="1920" p2:hanging="240"/>
+      </p2:pPr>
+      <p2:rPr>
+        <p2:rFonts p2:hint="default" p2:ascii="Symbol" p2:hAnsi="Symbol"/>
+      </p2:rPr>
+    </p2:lvl>
+    <p2:lvl p2:ilvl="4">
+      <p2:numFmt p2:val="bullet"/>
+      <p2:lvlText p2:val="o"/>
+      <p2:lvlJc p2:val="left"/>
+      <p2:pPr>
+        <p2:ind p2:left="2400" p2:hanging="240"/>
+      </p2:pPr>
+      <p2:rPr>
+        <p2:rFonts p2:hint="default" p2:ascii="Courier New" p2:hAnsi="Courier New"/>
+      </p2:rPr>
+    </p2:lvl>
+    <p2:lvl p2:ilvl="5">
+      <p2:numFmt p2:val="bullet"/>
+      <p2:lvlText p2:val=""/>
+      <p2:lvlJc p2:val="left"/>
+      <p2:pPr>
+        <p2:ind p2:left="2880" p2:hanging="240"/>
+      </p2:pPr>
+      <p2:rPr>
+        <p2:rFonts p2:hint="default" p2:ascii="Wingdings" p2:hAnsi="Wingdings"/>
+      </p2:rPr>
+    </p2:lvl>
+    <p2:lvl p2:ilvl="6">
+      <p2:numFmt p2:val="bullet"/>
+      <p2:lvlText p2:val=""/>
+      <p2:lvlJc p2:val="left"/>
+      <p2:pPr>
+        <p2:ind p2:left="3360" p2:hanging="240"/>
+      </p2:pPr>
+      <p2:rPr>
+        <p2:rFonts p2:hint="default" p2:ascii="Symbol" p2:hAnsi="Symbol"/>
+      </p2:rPr>
+    </p2:lvl>
+    <p2:lvl p2:ilvl="7">
+      <p2:numFmt p2:val="bullet"/>
+      <p2:lvlText p2:val="o"/>
+      <p2:lvlJc p2:val="left"/>
+      <p2:pPr>
+        <p2:ind p2:left="3840" p2:hanging="240"/>
+      </p2:pPr>
+      <p2:rPr>
+        <p2:rFonts p2:hint="default" p2:ascii="Courier New" p2:hAnsi="Courier New"/>
+      </p2:rPr>
+    </p2:lvl>
+    <p2:lvl p2:ilvl="8">
+      <p2:numFmt p2:val="bullet"/>
+      <p2:lvlText p2:val=""/>
+      <p2:lvlJc p2:val="left"/>
+      <p2:pPr>
+        <p2:ind p2:left="4320" p2:hanging="240"/>
+      </p2:pPr>
+      <p2:rPr>
+        <p2:rFonts p2:hint="default" p2:ascii="Wingdings" p2:hAnsi="Wingdings"/>
+      </p2:rPr>
+    </p2:lvl>
   </abstractNum>
   <num xmlns:p2="http://schemas.openxmlformats.org/wordprocessingml/2006/main" p2:numId="1">
     <p2:abstractNumId p2:val="0"/>
